--- a/analise_dados_titanic.docx
+++ b/analise_dados_titanic.docx
@@ -495,6 +495,201 @@
           <w:lang w:val="pt-PT"/>
         </w:rPr>
         <w:t>No fim das contas, analisar esses dados vai muito além de buscar tendências em números frios. Eles ajudam a enxergar dinâmicas humanas profundas — solidariedade, privilégio, resiliência — que só aparecem de verdade quando as coisas apertam.</w:t>
+      </w:r>
+    </w:p>
+    <w:p>
+      <w:pPr>
+        <w:rPr>
+          <w:rFonts w:ascii="Times New Roman" w:hAnsi="Times New Roman" w:cs="Times New Roman"/>
+          <w:b/>
+          <w:bCs/>
+          <w:sz w:val="28"/>
+          <w:szCs w:val="28"/>
+          <w:lang w:val="pt-PT"/>
+        </w:rPr>
+      </w:pPr>
+      <w:r>
+        <w:rPr>
+          <w:rFonts w:ascii="Times New Roman" w:hAnsi="Times New Roman" w:cs="Times New Roman"/>
+          <w:b/>
+          <w:bCs/>
+          <w:sz w:val="28"/>
+          <w:szCs w:val="28"/>
+          <w:lang w:val="pt-PT"/>
+        </w:rPr>
+        <w:t>5</w:t>
+      </w:r>
+      <w:r>
+        <w:rPr>
+          <w:rFonts w:ascii="Times New Roman" w:hAnsi="Times New Roman" w:cs="Times New Roman"/>
+          <w:b/>
+          <w:bCs/>
+          <w:sz w:val="28"/>
+          <w:szCs w:val="28"/>
+          <w:lang w:val="pt-PT"/>
+        </w:rPr>
+        <w:t xml:space="preserve">. </w:t>
+      </w:r>
+      <w:r>
+        <w:rPr>
+          <w:rFonts w:ascii="Times New Roman" w:hAnsi="Times New Roman" w:cs="Times New Roman"/>
+          <w:b/>
+          <w:bCs/>
+          <w:sz w:val="28"/>
+          <w:szCs w:val="28"/>
+          <w:lang w:val="pt-PT"/>
+        </w:rPr>
+        <w:t>Gráficos</w:t>
+      </w:r>
+    </w:p>
+    <w:p>
+      <w:pPr>
+        <w:rPr>
+          <w:rFonts w:ascii="Times New Roman" w:hAnsi="Times New Roman" w:cs="Times New Roman"/>
+          <w:sz w:val="24"/>
+          <w:szCs w:val="24"/>
+          <w:lang w:val="pt-PT"/>
+        </w:rPr>
+      </w:pPr>
+      <w:r>
+        <w:rPr>
+          <w:rFonts w:ascii="Times New Roman" w:hAnsi="Times New Roman" w:cs="Times New Roman"/>
+          <w:sz w:val="24"/>
+          <w:szCs w:val="24"/>
+          <w:lang w:val="pt-PT"/>
+        </w:rPr>
+        <w:t>Na próxima folha os resultados gráficos de nossa análise:</w:t>
+      </w:r>
+    </w:p>
+    <w:p>
+      <w:pPr>
+        <w:rPr>
+          <w:lang w:val="pt-PT"/>
+        </w:rPr>
+      </w:pPr>
+      <w:r>
+        <w:rPr>
+          <w:noProof/>
+          <w:lang w:val="pt-PT"/>
+        </w:rPr>
+        <w:lastRenderedPageBreak/>
+        <w:drawing>
+          <wp:anchor distT="0" distB="0" distL="114300" distR="114300" simplePos="0" relativeHeight="251658240" behindDoc="1" locked="0" layoutInCell="1" allowOverlap="1" wp14:anchorId="3120EE83" wp14:editId="0D2EE327">
+            <wp:simplePos x="0" y="0"/>
+            <wp:positionH relativeFrom="margin">
+              <wp:align>center</wp:align>
+            </wp:positionH>
+            <wp:positionV relativeFrom="paragraph">
+              <wp:posOffset>0</wp:posOffset>
+            </wp:positionV>
+            <wp:extent cx="6657458" cy="2773680"/>
+            <wp:effectExtent l="0" t="0" r="0" b="7620"/>
+            <wp:wrapTight wrapText="bothSides">
+              <wp:wrapPolygon edited="0">
+                <wp:start x="0" y="0"/>
+                <wp:lineTo x="0" y="21511"/>
+                <wp:lineTo x="21509" y="21511"/>
+                <wp:lineTo x="21509" y="0"/>
+                <wp:lineTo x="0" y="0"/>
+              </wp:wrapPolygon>
+            </wp:wrapTight>
+            <wp:docPr id="1608223927" name="Imagem 1"/>
+            <wp:cNvGraphicFramePr>
+              <a:graphicFrameLocks xmlns:a="http://schemas.openxmlformats.org/drawingml/2006/main" noChangeAspect="1"/>
+            </wp:cNvGraphicFramePr>
+            <a:graphic xmlns:a="http://schemas.openxmlformats.org/drawingml/2006/main">
+              <a:graphicData uri="http://schemas.openxmlformats.org/drawingml/2006/picture">
+                <pic:pic xmlns:pic="http://schemas.openxmlformats.org/drawingml/2006/picture">
+                  <pic:nvPicPr>
+                    <pic:cNvPr id="1608223927" name="Imagem 1608223927"/>
+                    <pic:cNvPicPr/>
+                  </pic:nvPicPr>
+                  <pic:blipFill>
+                    <a:blip r:embed="rId5">
+                      <a:extLst>
+                        <a:ext uri="{28A0092B-C50C-407E-A947-70E740481C1C}">
+                          <a14:useLocalDpi xmlns:a14="http://schemas.microsoft.com/office/drawing/2010/main" val="0"/>
+                        </a:ext>
+                      </a:extLst>
+                    </a:blip>
+                    <a:stretch>
+                      <a:fillRect/>
+                    </a:stretch>
+                  </pic:blipFill>
+                  <pic:spPr>
+                    <a:xfrm>
+                      <a:off x="0" y="0"/>
+                      <a:ext cx="6657458" cy="2773680"/>
+                    </a:xfrm>
+                    <a:prstGeom prst="rect">
+                      <a:avLst/>
+                    </a:prstGeom>
+                  </pic:spPr>
+                </pic:pic>
+              </a:graphicData>
+            </a:graphic>
+          </wp:anchor>
+        </w:drawing>
+      </w:r>
+    </w:p>
+    <w:p>
+      <w:pPr>
+        <w:rPr>
+          <w:rFonts w:ascii="Times New Roman" w:hAnsi="Times New Roman" w:cs="Times New Roman"/>
+          <w:sz w:val="24"/>
+          <w:szCs w:val="24"/>
+          <w:lang w:val="pt-PT"/>
+        </w:rPr>
+      </w:pPr>
+      <w:r>
+        <w:rPr>
+          <w:rFonts w:ascii="Times New Roman" w:hAnsi="Times New Roman" w:cs="Times New Roman"/>
+          <w:noProof/>
+          <w:sz w:val="24"/>
+          <w:szCs w:val="24"/>
+          <w:lang w:val="pt-PT"/>
+        </w:rPr>
+        <w:drawing>
+          <wp:inline distT="0" distB="0" distL="0" distR="0" wp14:anchorId="079B8A7E" wp14:editId="264FEFDA">
+            <wp:extent cx="5400040" cy="3085465"/>
+            <wp:effectExtent l="0" t="0" r="0" b="635"/>
+            <wp:docPr id="225504433" name="Imagem 2"/>
+            <wp:cNvGraphicFramePr>
+              <a:graphicFrameLocks xmlns:a="http://schemas.openxmlformats.org/drawingml/2006/main" noChangeAspect="1"/>
+            </wp:cNvGraphicFramePr>
+            <a:graphic xmlns:a="http://schemas.openxmlformats.org/drawingml/2006/main">
+              <a:graphicData uri="http://schemas.openxmlformats.org/drawingml/2006/picture">
+                <pic:pic xmlns:pic="http://schemas.openxmlformats.org/drawingml/2006/picture">
+                  <pic:nvPicPr>
+                    <pic:cNvPr id="225504433" name="Imagem 225504433"/>
+                    <pic:cNvPicPr/>
+                  </pic:nvPicPr>
+                  <pic:blipFill>
+                    <a:blip r:embed="rId6">
+                      <a:extLst>
+                        <a:ext uri="{28A0092B-C50C-407E-A947-70E740481C1C}">
+                          <a14:useLocalDpi xmlns:a14="http://schemas.microsoft.com/office/drawing/2010/main" val="0"/>
+                        </a:ext>
+                      </a:extLst>
+                    </a:blip>
+                    <a:stretch>
+                      <a:fillRect/>
+                    </a:stretch>
+                  </pic:blipFill>
+                  <pic:spPr>
+                    <a:xfrm>
+                      <a:off x="0" y="0"/>
+                      <a:ext cx="5400040" cy="3085465"/>
+                    </a:xfrm>
+                    <a:prstGeom prst="rect">
+                      <a:avLst/>
+                    </a:prstGeom>
+                  </pic:spPr>
+                </pic:pic>
+              </a:graphicData>
+            </a:graphic>
+          </wp:inline>
+        </w:drawing>
       </w:r>
     </w:p>
     <w:sectPr>
@@ -3511,6 +3706,7 @@
   <w:style w:type="character" w:default="1" w:styleId="Fontepargpadro">
     <w:name w:val="Default Paragraph Font"/>
     <w:uiPriority w:val="1"/>
+    <w:semiHidden/>
     <w:unhideWhenUsed/>
   </w:style>
   <w:style w:type="table" w:default="1" w:styleId="Tabelanormal">

--- a/analise_dados_titanic.docx
+++ b/analise_dados_titanic.docx
@@ -5,9 +5,9 @@
     <w:p>
       <w:pPr>
         <w:rPr>
-          <w:kern w:val="0"/>
-          <w:lang w:val="pt-PT"/>
-          <w14:ligatures w14:val="none"/>
+          <w:b/>
+          <w:bCs/>
+          <w:lang w:val="pt-PT"/>
         </w:rPr>
       </w:pPr>
       <w:r>
@@ -33,6 +33,23 @@
     <w:p>
       <w:pPr>
         <w:rPr>
+          <w:kern w:val="0"/>
+          <w:lang w:val="pt-PT"/>
+          <w14:ligatures w14:val="none"/>
+        </w:rPr>
+      </w:pPr>
+      <w:r>
+        <w:rPr>
+          <w:b/>
+          <w:bCs/>
+          <w:lang w:val="pt-PT"/>
+        </w:rPr>
+        <w:t>Autor: JOSÉ DAS GRAÇAS PICANÇO DE SOUZA JÚNIOR CPF 003.921.262-90</w:t>
+      </w:r>
+    </w:p>
+    <w:p>
+      <w:pPr>
+        <w:rPr>
           <w:lang w:val="pt-PT"/>
         </w:rPr>
       </w:pPr>
@@ -329,7 +346,7 @@
           <w:szCs w:val="24"/>
           <w:lang w:val="pt-PT"/>
         </w:rPr>
-        <w:t xml:space="preserve">A função groupby foi fundamental para enxergar como as variáveis se conectam. Cruzando classe social (Pclass), sexo, idade e sobrevivência, apareceram padrões que dizem muito sobre aquele momento histórico e a sociedade da época. Não é surpresa que mulheres e crianças tiveram taxas de sobrevivência bem maiores, especialmente na primeira classe. Isso não aconteceu por acaso. Era o reflexo direto de regras e protocolos do tempo, como a famosa “mulheres e crianças primeiro”. Outro ponto: quem ficou nas cabines de luxo, mais perto das saídas, tinha acesso mais fácil aos botes salva-vidas. Ou seja, ser privilegiado fez toda a diferença. Já homens adultos e quem estava em classes inferiores enfrentaram barreiras, tanto pela localização quanto pelo acesso limitado aos recursos de emergência. No fim das contas, a análise pinta um </w:t>
+        <w:t xml:space="preserve">A função groupby foi fundamental para enxergar como as variáveis se conectam. Cruzando classe social (Pclass), sexo, idade e sobrevivência, apareceram padrões que dizem muito sobre aquele momento histórico e a sociedade da época. Não é surpresa que mulheres e crianças tiveram taxas de sobrevivência bem maiores, especialmente na primeira classe. Isso não aconteceu por acaso. Era o reflexo direto de regras e protocolos do tempo, como a famosa “mulheres e crianças primeiro”. Outro ponto: quem ficou nas cabines de luxo, mais perto das saídas, tinha acesso mais fácil aos botes salva-vidas. Ou seja, ser privilegiado fez toda a diferença. Já homens adultos e quem </w:t>
       </w:r>
       <w:r>
         <w:rPr>
@@ -339,7 +356,7 @@
           <w:lang w:val="pt-PT"/>
         </w:rPr>
         <w:lastRenderedPageBreak/>
-        <w:t>retrato honesto de uma sociedade marcada por desigualdade, onde status e gênero pesaram muito no destino de cada um.</w:t>
+        <w:t>estava em classes inferiores enfrentaram barreiras, tanto pela localização quanto pelo acesso limitado aos recursos de emergência. No fim das contas, a análise pinta um retrato honesto de uma sociedade marcada por desigualdade, onde status e gênero pesaram muito no destino de cada um.</w:t>
       </w:r>
     </w:p>
     <w:p>
@@ -517,7 +534,7 @@
           <w:szCs w:val="28"/>
           <w:lang w:val="pt-PT"/>
         </w:rPr>
-        <w:t>5</w:t>
+        <w:t xml:space="preserve">5. </w:t>
       </w:r>
       <w:r>
         <w:rPr>
@@ -528,7 +545,7 @@
           <w:szCs w:val="28"/>
           <w:lang w:val="pt-PT"/>
         </w:rPr>
-        <w:t xml:space="preserve">. </w:t>
+        <w:t xml:space="preserve">Codigo e </w:t>
       </w:r>
       <w:r>
         <w:rPr>
@@ -541,6 +558,37 @@
         </w:rPr>
         <w:t>Gráficos</w:t>
       </w:r>
+    </w:p>
+    <w:p>
+      <w:pPr>
+        <w:rPr>
+          <w:rFonts w:ascii="Times New Roman" w:hAnsi="Times New Roman" w:cs="Times New Roman"/>
+          <w:sz w:val="24"/>
+          <w:szCs w:val="24"/>
+          <w:lang w:val="pt-PT"/>
+        </w:rPr>
+      </w:pPr>
+      <w:r>
+        <w:rPr>
+          <w:rFonts w:ascii="Times New Roman" w:hAnsi="Times New Roman" w:cs="Times New Roman"/>
+          <w:sz w:val="24"/>
+          <w:szCs w:val="24"/>
+          <w:lang w:val="pt-PT"/>
+        </w:rPr>
+        <w:t xml:space="preserve">Para acessar o código referente a análise, está disponível em: </w:t>
+      </w:r>
+      <w:hyperlink r:id="rId5" w:history="1">
+        <w:r>
+          <w:rPr>
+            <w:rStyle w:val="Hyperlink"/>
+            <w:rFonts w:ascii="Times New Roman" w:hAnsi="Times New Roman" w:cs="Times New Roman"/>
+            <w:sz w:val="24"/>
+            <w:szCs w:val="24"/>
+            <w:lang w:val="pt-PT"/>
+          </w:rPr>
+          <w:t>https://github.com/josepicanco/aulas</w:t>
+        </w:r>
+      </w:hyperlink>
     </w:p>
     <w:p>
       <w:pPr>
@@ -605,7 +653,7 @@
                     <pic:cNvPicPr/>
                   </pic:nvPicPr>
                   <pic:blipFill>
-                    <a:blip r:embed="rId5">
+                    <a:blip r:embed="rId6">
                       <a:extLst>
                         <a:ext uri="{28A0092B-C50C-407E-A947-70E740481C1C}">
                           <a14:useLocalDpi xmlns:a14="http://schemas.microsoft.com/office/drawing/2010/main" val="0"/>
@@ -665,7 +713,7 @@
                     <pic:cNvPicPr/>
                   </pic:nvPicPr>
                   <pic:blipFill>
-                    <a:blip r:embed="rId6">
+                    <a:blip r:embed="rId7">
                       <a:extLst>
                         <a:ext uri="{28A0092B-C50C-407E-A947-70E740481C1C}">
                           <a14:useLocalDpi xmlns:a14="http://schemas.microsoft.com/office/drawing/2010/main" val="0"/>
@@ -4020,6 +4068,41 @@
       <w:spacing w:val="5"/>
     </w:rPr>
   </w:style>
+  <w:style w:type="character" w:styleId="Hyperlink">
+    <w:name w:val="Hyperlink"/>
+    <w:basedOn w:val="Fontepargpadro"/>
+    <w:uiPriority w:val="99"/>
+    <w:unhideWhenUsed/>
+    <w:rsid w:val="00E50B56"/>
+    <w:rPr>
+      <w:color w:val="0563C1" w:themeColor="hyperlink"/>
+      <w:u w:val="single"/>
+    </w:rPr>
+  </w:style>
+  <w:style w:type="character" w:styleId="MenoPendente">
+    <w:name w:val="Unresolved Mention"/>
+    <w:basedOn w:val="Fontepargpadro"/>
+    <w:uiPriority w:val="99"/>
+    <w:semiHidden/>
+    <w:unhideWhenUsed/>
+    <w:rsid w:val="00E50B56"/>
+    <w:rPr>
+      <w:color w:val="605E5C"/>
+      <w:shd w:val="clear" w:color="auto" w:fill="E1DFDD"/>
+    </w:rPr>
+  </w:style>
+  <w:style w:type="character" w:styleId="HiperlinkVisitado">
+    <w:name w:val="FollowedHyperlink"/>
+    <w:basedOn w:val="Fontepargpadro"/>
+    <w:uiPriority w:val="99"/>
+    <w:semiHidden/>
+    <w:unhideWhenUsed/>
+    <w:rsid w:val="00E50B56"/>
+    <w:rPr>
+      <w:color w:val="954F72" w:themeColor="followedHyperlink"/>
+      <w:u w:val="single"/>
+    </w:rPr>
+  </w:style>
 </w:styles>
 </file>
 

--- a/analise_dados_titanic.docx
+++ b/analise_dados_titanic.docx
@@ -617,10 +617,82 @@
       </w:pPr>
       <w:r>
         <w:rPr>
+          <w:rFonts w:ascii="Times New Roman" w:hAnsi="Times New Roman" w:cs="Times New Roman"/>
           <w:noProof/>
+          <w:sz w:val="24"/>
+          <w:szCs w:val="24"/>
           <w:lang w:val="pt-PT"/>
         </w:rPr>
         <w:lastRenderedPageBreak/>
+        <w:drawing>
+          <wp:anchor distT="0" distB="0" distL="114300" distR="114300" simplePos="0" relativeHeight="251659264" behindDoc="1" locked="0" layoutInCell="1" allowOverlap="1" wp14:anchorId="079B8A7E" wp14:editId="6E3A3034">
+            <wp:simplePos x="0" y="0"/>
+            <wp:positionH relativeFrom="column">
+              <wp:posOffset>741045</wp:posOffset>
+            </wp:positionH>
+            <wp:positionV relativeFrom="paragraph">
+              <wp:posOffset>2910205</wp:posOffset>
+            </wp:positionV>
+            <wp:extent cx="4367530" cy="2494915"/>
+            <wp:effectExtent l="0" t="0" r="0" b="635"/>
+            <wp:wrapTight wrapText="bothSides">
+              <wp:wrapPolygon edited="0">
+                <wp:start x="0" y="0"/>
+                <wp:lineTo x="0" y="21441"/>
+                <wp:lineTo x="21481" y="21441"/>
+                <wp:lineTo x="21481" y="0"/>
+                <wp:lineTo x="0" y="0"/>
+              </wp:wrapPolygon>
+            </wp:wrapTight>
+            <wp:docPr id="225504433" name="Imagem 2"/>
+            <wp:cNvGraphicFramePr>
+              <a:graphicFrameLocks xmlns:a="http://schemas.openxmlformats.org/drawingml/2006/main" noChangeAspect="1"/>
+            </wp:cNvGraphicFramePr>
+            <a:graphic xmlns:a="http://schemas.openxmlformats.org/drawingml/2006/main">
+              <a:graphicData uri="http://schemas.openxmlformats.org/drawingml/2006/picture">
+                <pic:pic xmlns:pic="http://schemas.openxmlformats.org/drawingml/2006/picture">
+                  <pic:nvPicPr>
+                    <pic:cNvPr id="225504433" name="Imagem 225504433"/>
+                    <pic:cNvPicPr/>
+                  </pic:nvPicPr>
+                  <pic:blipFill>
+                    <a:blip r:embed="rId6">
+                      <a:extLst>
+                        <a:ext uri="{28A0092B-C50C-407E-A947-70E740481C1C}">
+                          <a14:useLocalDpi xmlns:a14="http://schemas.microsoft.com/office/drawing/2010/main" val="0"/>
+                        </a:ext>
+                      </a:extLst>
+                    </a:blip>
+                    <a:stretch>
+                      <a:fillRect/>
+                    </a:stretch>
+                  </pic:blipFill>
+                  <pic:spPr>
+                    <a:xfrm>
+                      <a:off x="0" y="0"/>
+                      <a:ext cx="4367530" cy="2494915"/>
+                    </a:xfrm>
+                    <a:prstGeom prst="rect">
+                      <a:avLst/>
+                    </a:prstGeom>
+                  </pic:spPr>
+                </pic:pic>
+              </a:graphicData>
+            </a:graphic>
+            <wp14:sizeRelH relativeFrom="margin">
+              <wp14:pctWidth>0</wp14:pctWidth>
+            </wp14:sizeRelH>
+            <wp14:sizeRelV relativeFrom="margin">
+              <wp14:pctHeight>0</wp14:pctHeight>
+            </wp14:sizeRelV>
+          </wp:anchor>
+        </w:drawing>
+      </w:r>
+      <w:r>
+        <w:rPr>
+          <w:noProof/>
+          <w:lang w:val="pt-PT"/>
+        </w:rPr>
         <w:drawing>
           <wp:anchor distT="0" distB="0" distL="114300" distR="114300" simplePos="0" relativeHeight="251658240" behindDoc="1" locked="0" layoutInCell="1" allowOverlap="1" wp14:anchorId="3120EE83" wp14:editId="0D2EE327">
             <wp:simplePos x="0" y="0"/>
@@ -653,7 +725,7 @@
                     <pic:cNvPicPr/>
                   </pic:nvPicPr>
                   <pic:blipFill>
-                    <a:blip r:embed="rId6">
+                    <a:blip r:embed="rId7">
                       <a:extLst>
                         <a:ext uri="{28A0092B-C50C-407E-A947-70E740481C1C}">
                           <a14:useLocalDpi xmlns:a14="http://schemas.microsoft.com/office/drawing/2010/main" val="0"/>
@@ -698,10 +770,26 @@
           <w:lang w:val="pt-PT"/>
         </w:rPr>
         <w:drawing>
-          <wp:inline distT="0" distB="0" distL="0" distR="0" wp14:anchorId="079B8A7E" wp14:editId="264FEFDA">
-            <wp:extent cx="5400040" cy="3085465"/>
-            <wp:effectExtent l="0" t="0" r="0" b="635"/>
-            <wp:docPr id="225504433" name="Imagem 2"/>
+          <wp:anchor distT="0" distB="0" distL="114300" distR="114300" simplePos="0" relativeHeight="251660288" behindDoc="1" locked="0" layoutInCell="1" allowOverlap="1" wp14:anchorId="521842BA" wp14:editId="7947A4C7">
+            <wp:simplePos x="0" y="0"/>
+            <wp:positionH relativeFrom="column">
+              <wp:posOffset>1815465</wp:posOffset>
+            </wp:positionH>
+            <wp:positionV relativeFrom="paragraph">
+              <wp:posOffset>2333070</wp:posOffset>
+            </wp:positionV>
+            <wp:extent cx="2590747" cy="3364149"/>
+            <wp:effectExtent l="0" t="0" r="635" b="8255"/>
+            <wp:wrapTight wrapText="bothSides">
+              <wp:wrapPolygon edited="0">
+                <wp:start x="0" y="0"/>
+                <wp:lineTo x="0" y="21531"/>
+                <wp:lineTo x="21446" y="21531"/>
+                <wp:lineTo x="21446" y="0"/>
+                <wp:lineTo x="0" y="0"/>
+              </wp:wrapPolygon>
+            </wp:wrapTight>
+            <wp:docPr id="675936955" name="Imagem 2"/>
             <wp:cNvGraphicFramePr>
               <a:graphicFrameLocks xmlns:a="http://schemas.openxmlformats.org/drawingml/2006/main" noChangeAspect="1"/>
             </wp:cNvGraphicFramePr>
@@ -709,34 +797,49 @@
               <a:graphicData uri="http://schemas.openxmlformats.org/drawingml/2006/picture">
                 <pic:pic xmlns:pic="http://schemas.openxmlformats.org/drawingml/2006/picture">
                   <pic:nvPicPr>
-                    <pic:cNvPr id="225504433" name="Imagem 225504433"/>
+                    <pic:cNvPr id="675936955" name="Imagem 675936955"/>
                     <pic:cNvPicPr/>
                   </pic:nvPicPr>
-                  <pic:blipFill>
-                    <a:blip r:embed="rId7">
+                  <pic:blipFill rotWithShape="1">
+                    <a:blip r:embed="rId8">
                       <a:extLst>
                         <a:ext uri="{28A0092B-C50C-407E-A947-70E740481C1C}">
                           <a14:useLocalDpi xmlns:a14="http://schemas.microsoft.com/office/drawing/2010/main" val="0"/>
                         </a:ext>
                       </a:extLst>
                     </a:blip>
+                    <a:srcRect l="42398"/>
                     <a:stretch>
                       <a:fillRect/>
                     </a:stretch>
                   </pic:blipFill>
-                  <pic:spPr>
+                  <pic:spPr bwMode="auto">
                     <a:xfrm>
                       <a:off x="0" y="0"/>
-                      <a:ext cx="5400040" cy="3085465"/>
+                      <a:ext cx="2592496" cy="3366421"/>
                     </a:xfrm>
                     <a:prstGeom prst="rect">
                       <a:avLst/>
                     </a:prstGeom>
+                    <a:ln>
+                      <a:noFill/>
+                    </a:ln>
+                    <a:extLst>
+                      <a:ext uri="{53640926-AAD7-44D8-BBD7-CCE9431645EC}">
+                        <a14:shadowObscured xmlns:a14="http://schemas.microsoft.com/office/drawing/2010/main"/>
+                      </a:ext>
+                    </a:extLst>
                   </pic:spPr>
                 </pic:pic>
               </a:graphicData>
             </a:graphic>
-          </wp:inline>
+            <wp14:sizeRelH relativeFrom="margin">
+              <wp14:pctWidth>0</wp14:pctWidth>
+            </wp14:sizeRelH>
+            <wp14:sizeRelV relativeFrom="margin">
+              <wp14:pctHeight>0</wp14:pctHeight>
+            </wp14:sizeRelV>
+          </wp:anchor>
         </w:drawing>
       </w:r>
     </w:p>
